--- a/storage/app/plantillas/Politica_de_riesgos_template_Optra.docx
+++ b/storage/app/plantillas/Politica_de_riesgos_template_Optra.docx
@@ -642,12 +642,16 @@
               <w:rPr>
                 <w:rFonts w:ascii="Gill Sans Nova" w:hAnsi="Gill Sans Nova"/>
                 <w:bCs/>
+                <w:sz w:val="20"/>
+                <w:szCs w:val="20"/>
               </w:rPr>
             </w:pPr>
             <w:r>
               <w:rPr>
                 <w:rFonts w:ascii="Gill Sans Nova" w:hAnsi="Gill Sans Nova"/>
                 <w:bCs/>
+                <w:sz w:val="20"/>
+                <w:szCs w:val="20"/>
               </w:rPr>
               <w:t>AUTOBUSES CENTRALES DE GUANAJUATO S.A. DE C.V.</w:t>
             </w:r>
@@ -673,12 +677,16 @@
               <w:rPr>
                 <w:rFonts w:ascii="Gill Sans Nova" w:hAnsi="Gill Sans Nova"/>
                 <w:bCs/>
+                <w:sz w:val="20"/>
+                <w:szCs w:val="20"/>
               </w:rPr>
             </w:pPr>
             <w:r>
               <w:rPr>
                 <w:rFonts w:ascii="Gill Sans Nova" w:hAnsi="Gill Sans Nova"/>
                 <w:bCs/>
+                <w:sz w:val="20"/>
+                <w:szCs w:val="20"/>
               </w:rPr>
               <w:t>ACG9708262JA</w:t>
             </w:r>
@@ -708,12 +716,16 @@
               <w:rPr>
                 <w:rFonts w:ascii="Gill Sans Nova" w:hAnsi="Gill Sans Nova"/>
                 <w:bCs/>
+                <w:sz w:val="20"/>
+                <w:szCs w:val="20"/>
               </w:rPr>
             </w:pPr>
             <w:r>
               <w:rPr>
                 <w:rFonts w:ascii="Gill Sans Nova" w:hAnsi="Gill Sans Nova"/>
                 <w:bCs/>
+                <w:sz w:val="20"/>
+                <w:szCs w:val="20"/>
               </w:rPr>
               <w:t>AUTOBUSES Y SERVICIOS DE PASAJEROS S.A. DE C.V.</w:t>
             </w:r>
@@ -739,12 +751,16 @@
               <w:rPr>
                 <w:rFonts w:ascii="Gill Sans Nova" w:hAnsi="Gill Sans Nova"/>
                 <w:bCs/>
+                <w:sz w:val="20"/>
+                <w:szCs w:val="20"/>
               </w:rPr>
             </w:pPr>
             <w:r>
               <w:rPr>
                 <w:rFonts w:ascii="Gill Sans Nova" w:hAnsi="Gill Sans Nova"/>
                 <w:bCs/>
+                <w:sz w:val="20"/>
+                <w:szCs w:val="20"/>
               </w:rPr>
               <w:t>ASP110815HE4</w:t>
             </w:r>
@@ -774,12 +790,16 @@
               <w:rPr>
                 <w:rFonts w:ascii="Gill Sans Nova" w:hAnsi="Gill Sans Nova"/>
                 <w:bCs/>
+                <w:sz w:val="20"/>
+                <w:szCs w:val="20"/>
               </w:rPr>
             </w:pPr>
             <w:r>
               <w:rPr>
                 <w:rFonts w:ascii="Gill Sans Nova" w:hAnsi="Gill Sans Nova"/>
                 <w:bCs/>
+                <w:sz w:val="20"/>
+                <w:szCs w:val="20"/>
               </w:rPr>
               <w:t>AUTOBUSES URBANOS Y SUBURBANOS DE LEON S.A. DE C.V.</w:t>
             </w:r>
@@ -805,12 +825,16 @@
               <w:rPr>
                 <w:rFonts w:ascii="Gill Sans Nova" w:hAnsi="Gill Sans Nova"/>
                 <w:bCs/>
+                <w:sz w:val="20"/>
+                <w:szCs w:val="20"/>
               </w:rPr>
             </w:pPr>
             <w:r>
               <w:rPr>
                 <w:rFonts w:ascii="Gill Sans Nova" w:hAnsi="Gill Sans Nova"/>
                 <w:bCs/>
+                <w:sz w:val="20"/>
+                <w:szCs w:val="20"/>
               </w:rPr>
               <w:t>AUS840719590</w:t>
             </w:r>
@@ -840,12 +864,16 @@
               <w:rPr>
                 <w:rFonts w:ascii="Gill Sans Nova" w:hAnsi="Gill Sans Nova"/>
                 <w:bCs/>
+                <w:sz w:val="20"/>
+                <w:szCs w:val="20"/>
               </w:rPr>
             </w:pPr>
             <w:r>
               <w:rPr>
                 <w:rFonts w:ascii="Gill Sans Nova" w:hAnsi="Gill Sans Nova"/>
                 <w:bCs/>
+                <w:sz w:val="20"/>
+                <w:szCs w:val="20"/>
               </w:rPr>
               <w:t>LINEA CENTRO BELLAVISTA S.A. DE C.V.</w:t>
             </w:r>
@@ -871,12 +899,16 @@
               <w:rPr>
                 <w:rFonts w:ascii="Gill Sans Nova" w:hAnsi="Gill Sans Nova"/>
                 <w:bCs/>
+                <w:sz w:val="20"/>
+                <w:szCs w:val="20"/>
               </w:rPr>
             </w:pPr>
             <w:r>
               <w:rPr>
                 <w:rFonts w:ascii="Gill Sans Nova" w:hAnsi="Gill Sans Nova"/>
                 <w:bCs/>
+                <w:sz w:val="20"/>
+                <w:szCs w:val="20"/>
               </w:rPr>
               <w:t>LCB810228TV2</w:t>
             </w:r>
@@ -906,12 +938,16 @@
               <w:rPr>
                 <w:rFonts w:ascii="Gill Sans Nova" w:hAnsi="Gill Sans Nova"/>
                 <w:bCs/>
+                <w:sz w:val="20"/>
+                <w:szCs w:val="20"/>
               </w:rPr>
             </w:pPr>
             <w:r>
               <w:rPr>
                 <w:rFonts w:ascii="Gill Sans Nova" w:hAnsi="Gill Sans Nova"/>
                 <w:bCs/>
+                <w:sz w:val="20"/>
+                <w:szCs w:val="20"/>
               </w:rPr>
               <w:t>LINEA CENTRO ESTACION S.A. DE C.V.</w:t>
             </w:r>
@@ -937,12 +973,16 @@
               <w:rPr>
                 <w:rFonts w:ascii="Gill Sans Nova" w:hAnsi="Gill Sans Nova"/>
                 <w:bCs/>
+                <w:sz w:val="20"/>
+                <w:szCs w:val="20"/>
               </w:rPr>
             </w:pPr>
             <w:r>
               <w:rPr>
                 <w:rFonts w:ascii="Gill Sans Nova" w:hAnsi="Gill Sans Nova"/>
                 <w:bCs/>
+                <w:sz w:val="20"/>
+                <w:szCs w:val="20"/>
               </w:rPr>
               <w:t>LCE810519QP9</w:t>
             </w:r>
@@ -972,12 +1012,16 @@
               <w:rPr>
                 <w:rFonts w:ascii="Gill Sans Nova" w:hAnsi="Gill Sans Nova"/>
                 <w:bCs/>
+                <w:sz w:val="20"/>
+                <w:szCs w:val="20"/>
               </w:rPr>
             </w:pPr>
             <w:r>
               <w:rPr>
                 <w:rFonts w:ascii="Gill Sans Nova" w:hAnsi="Gill Sans Nova"/>
                 <w:bCs/>
+                <w:sz w:val="20"/>
+                <w:szCs w:val="20"/>
               </w:rPr>
               <w:t>RED INTEGRAL OPTIBUS S.A. DE C.V.</w:t>
             </w:r>
@@ -1003,12 +1047,16 @@
               <w:rPr>
                 <w:rFonts w:ascii="Gill Sans Nova" w:hAnsi="Gill Sans Nova"/>
                 <w:bCs/>
+                <w:sz w:val="20"/>
+                <w:szCs w:val="20"/>
               </w:rPr>
             </w:pPr>
             <w:r>
               <w:rPr>
                 <w:rFonts w:ascii="Gill Sans Nova" w:hAnsi="Gill Sans Nova"/>
                 <w:bCs/>
+                <w:sz w:val="20"/>
+                <w:szCs w:val="20"/>
               </w:rPr>
               <w:t>RIO0304088E0</w:t>
             </w:r>
@@ -1038,12 +1086,16 @@
               <w:rPr>
                 <w:rFonts w:ascii="Gill Sans Nova" w:hAnsi="Gill Sans Nova"/>
                 <w:bCs/>
+                <w:sz w:val="20"/>
+                <w:szCs w:val="20"/>
               </w:rPr>
             </w:pPr>
             <w:r>
               <w:rPr>
                 <w:rFonts w:ascii="Gill Sans Nova" w:hAnsi="Gill Sans Nova"/>
                 <w:bCs/>
+                <w:sz w:val="20"/>
+                <w:szCs w:val="20"/>
               </w:rPr>
               <w:t>RED DE SERVICIOS INTEGRALES DE TRANSPORTE S.A. DE C.V.</w:t>
             </w:r>
@@ -1069,12 +1121,16 @@
               <w:rPr>
                 <w:rFonts w:ascii="Gill Sans Nova" w:hAnsi="Gill Sans Nova"/>
                 <w:bCs/>
+                <w:sz w:val="20"/>
+                <w:szCs w:val="20"/>
               </w:rPr>
             </w:pPr>
             <w:r>
               <w:rPr>
                 <w:rFonts w:ascii="Gill Sans Nova" w:hAnsi="Gill Sans Nova"/>
                 <w:bCs/>
+                <w:sz w:val="20"/>
+                <w:szCs w:val="20"/>
               </w:rPr>
               <w:t>RSI140123915</w:t>
             </w:r>
@@ -1284,7 +1340,7 @@
           <w:sz w:val="29"/>
         </w:rPr>
         <w:pict w14:anchorId="5793A513">
-          <v:shape id="docshape7" o:spid="_x0000_s1072" style="position:absolute;margin-left:17.3pt;margin-top:13.4pt;width:52.7pt;height:247.75pt;z-index:-15883776" coordorigin="682,3266" coordsize="1054,4955" o:spt="100" adj="0,,0" path="m1736,7569r-6,-74l1713,7424r-28,-67l1647,7295r-48,-56l1543,7191r-62,-38l1414,7126r-71,-17l1270,7103r-122,l1074,7109r-71,17l936,7153r-62,38l818,7239r-47,56l733,7357r-28,67l688,7495r-6,74l682,7754r6,73l705,7898r28,67l771,8027r47,56l874,8131r62,38l1003,8197r71,17l1148,8220r122,l1343,8214r71,-17l1481,8169r62,-38l1599,8083r48,-56l1685,7965r28,-67l1730,7827r6,-73l1736,7569xm1736,3731r-6,-73l1713,3587r-28,-67l1647,3458r-48,-56l1543,3354r-62,-38l1414,3288r-71,-17l1270,3266r-122,l1074,3271r-71,17l936,3316r-62,38l818,3402r-47,56l733,3520r-28,67l688,3658r-6,73l682,3917r6,73l705,4061r28,67l771,4190r47,56l874,4294r62,38l1003,4360r71,17l1148,4383r122,l1343,4377r71,-17l1481,4332r62,-38l1599,4246r48,-56l1685,4128r28,-67l1730,3990r6,-73l1736,3731xe" fillcolor="#7f7f7f" stroked="f">
+          <v:shape id="docshape7" o:spid="_x0000_s1072" style="position:absolute;margin-left:17.3pt;margin-top:12.1pt;width:52.7pt;height:247.75pt;z-index:-15883776" coordorigin="682,3266" coordsize="1054,4955" o:spt="100" adj="0,,0" path="m1736,7569r-6,-74l1713,7424r-28,-67l1647,7295r-48,-56l1543,7191r-62,-38l1414,7126r-71,-17l1270,7103r-122,l1074,7109r-71,17l936,7153r-62,38l818,7239r-47,56l733,7357r-28,67l688,7495r-6,74l682,7754r6,73l705,7898r28,67l771,8027r47,56l874,8131r62,38l1003,8197r71,17l1148,8220r122,l1343,8214r71,-17l1481,8169r62,-38l1599,8083r48,-56l1685,7965r28,-67l1730,7827r6,-73l1736,7569xm1736,3731r-6,-73l1713,3587r-28,-67l1647,3458r-48,-56l1543,3354r-62,-38l1414,3288r-71,-17l1270,3266r-122,l1074,3271r-71,17l936,3316r-62,38l818,3402r-47,56l733,3520r-28,67l688,3658r-6,73l682,3917r6,73l705,4061r28,67l771,4190r47,56l874,4294r62,38l1003,4360r71,17l1148,4383r122,l1343,4377r71,-17l1481,4332r62,-38l1599,4246r48,-56l1685,4128r28,-67l1730,3990r6,-73l1736,3731xe" fillcolor="#7f7f7f" stroked="f">
             <v:stroke joinstyle="round"/>
             <v:formulas/>
             <v:path arrowok="t" o:connecttype="segments"/>
@@ -1311,7 +1367,7 @@
             <v:stroke joinstyle="miter"/>
             <v:path gradientshapeok="t" o:connecttype="rect"/>
           </v:shapetype>
-          <v:shape id="docshape5" o:spid="_x0000_s1073" type="#_x0000_t202" style="position:absolute;left:0;text-align:left;margin-left:43pt;margin-top:8.85pt;width:34.9pt;height:36.3pt;z-index:15729664;mso-position-horizontal-relative:page" filled="f" stroked="f">
+          <v:shape id="docshape5" o:spid="_x0000_s1073" type="#_x0000_t202" style="position:absolute;left:0;text-align:left;margin-left:43pt;margin-top:4.3pt;width:34.9pt;height:36.3pt;z-index:15729664;mso-position-horizontal-relative:page" filled="f" stroked="f">
             <v:textbox style="mso-next-textbox:#docshape5" inset="0,0,0,0">
               <w:txbxContent>
                 <w:p>
@@ -1414,18 +1470,24 @@
         </w:rPr>
         <w:t xml:space="preserve"> </w:t>
       </w:r>
+      <w:r>
+        <w:rPr>
+          <w:rFonts w:ascii="Gill Sans Nova" w:hAnsi="Gill Sans Nova"/>
+        </w:rPr>
+        <w:t xml:space="preserve">psicosociales, </w:t>
+      </w:r>
       <w:proofErr w:type="gramStart"/>
       <w:r>
         <w:rPr>
           <w:rFonts w:ascii="Gill Sans Nova" w:hAnsi="Gill Sans Nova"/>
         </w:rPr>
-        <w:t>psicosociales</w:t>
-      </w:r>
-      <w:r>
-        <w:rPr>
-          <w:rFonts w:ascii="Gill Sans Nova" w:hAnsi="Gill Sans Nova"/>
-        </w:rPr>
-        <w:t>,  violencia</w:t>
+        <w:t>violencia</w:t>
+      </w:r>
+      <w:r>
+        <w:rPr>
+          <w:rFonts w:ascii="Gill Sans Nova" w:hAnsi="Gill Sans Nova"/>
+        </w:rPr>
+        <w:t xml:space="preserve">  laboral</w:t>
       </w:r>
       <w:proofErr w:type="gramEnd"/>
       <w:r>
@@ -1439,14 +1501,14 @@
         <w:rPr>
           <w:rFonts w:ascii="Gill Sans Nova" w:hAnsi="Gill Sans Nova"/>
         </w:rPr>
-        <w:t>laboral  y</w:t>
+        <w:t>y  entorno</w:t>
       </w:r>
       <w:proofErr w:type="gramEnd"/>
       <w:r>
         <w:rPr>
           <w:rFonts w:ascii="Gill Sans Nova" w:hAnsi="Gill Sans Nova"/>
         </w:rPr>
-        <w:t xml:space="preserve">  entorno organizacional favorable.</w:t>
+        <w:t xml:space="preserve"> organizacional favorable.</w:t>
       </w:r>
     </w:p>
     <w:p>
@@ -2067,7 +2129,7 @@
           <w:sz w:val="22"/>
         </w:rPr>
         <w:pict w14:anchorId="25AE6331">
-          <v:shape id="docshape16" o:spid="_x0000_s1062" type="#_x0000_t202" style="position:absolute;margin-left:40.75pt;margin-top:7.9pt;width:40.65pt;height:36.3pt;z-index:15730176;mso-position-horizontal-relative:page" filled="f" stroked="f">
+          <v:shape id="docshape16" o:spid="_x0000_s1062" type="#_x0000_t202" style="position:absolute;margin-left:39.45pt;margin-top:5.95pt;width:40.65pt;height:36.3pt;z-index:15730176;mso-position-horizontal-relative:page" filled="f" stroked="f">
             <v:textbox inset="0,0,0,0">
               <w:txbxContent>
                 <w:p>
@@ -25985,6 +26047,7 @@
   <w:style w:type="character" w:default="1" w:styleId="Fuentedeprrafopredeter">
     <w:name w:val="Default Paragraph Font"/>
     <w:uiPriority w:val="1"/>
+    <w:semiHidden/>
     <w:unhideWhenUsed/>
   </w:style>
   <w:style w:type="table" w:default="1" w:styleId="Tablanormal">
